--- a/public/frontEnd/portfolio/image/CV_of_Abdul_Alim.docx
+++ b/public/frontEnd/portfolio/image/CV_of_Abdul_Alim.docx
@@ -1624,13 +1624,8 @@
         <w:t>JavaScript</w:t>
       </w:r>
       <w:r>
-        <w:t xml:space="preserve">, </w:t>
-      </w:r>
-      <w:proofErr w:type="spellStart"/>
-      <w:r>
-        <w:t>VueJs</w:t>
-      </w:r>
-      <w:proofErr w:type="spellEnd"/>
+        <w:t>, React</w:t>
+      </w:r>
       <w:r>
         <w:rPr>
           <w:spacing w:val="-6"/>
@@ -1668,9 +1663,6 @@
         <w:t>FastAPI</w:t>
       </w:r>
       <w:proofErr w:type="spellEnd"/>
-      <w:r>
-        <w:t>, Go</w:t>
-      </w:r>
     </w:p>
     <w:p>
       <w:pPr>
@@ -1729,6 +1721,32 @@
     <w:p>
       <w:pPr>
         <w:pStyle w:val="Heading1"/>
+        <w:numPr>
+          <w:ilvl w:val="0"/>
+          <w:numId w:val="1"/>
+        </w:numPr>
+        <w:tabs>
+          <w:tab w:val="left" w:pos="738"/>
+        </w:tabs>
+        <w:spacing w:line="269" w:lineRule="exact"/>
+        <w:ind w:left="738"/>
+        <w:rPr>
+          <w:b w:val="0"/>
+        </w:rPr>
+      </w:pPr>
+      <w:r>
+        <w:t>Automation:</w:t>
+      </w:r>
+      <w:r>
+        <w:rPr>
+          <w:b w:val="0"/>
+        </w:rPr>
+        <w:t xml:space="preserve"> n8n</w:t>
+      </w:r>
+    </w:p>
+    <w:p>
+      <w:pPr>
+        <w:pStyle w:val="Heading1"/>
         <w:tabs>
           <w:tab w:val="left" w:pos="738"/>
         </w:tabs>
@@ -1815,21 +1833,12 @@
         <w:t xml:space="preserve">3 Month long “Web App Develop PHP” under SEIP organized </w:t>
       </w:r>
       <w:proofErr w:type="spellStart"/>
-      <w:proofErr w:type="gramStart"/>
       <w:r>
         <w:rPr>
           <w:b w:val="0"/>
           <w:bCs w:val="0"/>
         </w:rPr>
-        <w:t>by“</w:t>
-      </w:r>
-      <w:proofErr w:type="gramEnd"/>
-      <w:r>
-        <w:rPr>
-          <w:b w:val="0"/>
-          <w:bCs w:val="0"/>
-        </w:rPr>
-        <w:t>BASIS</w:t>
+        <w:t>by“BASIS</w:t>
       </w:r>
       <w:proofErr w:type="spellEnd"/>
       <w:r>
@@ -2000,6 +2009,66 @@
     <w:p>
       <w:pPr>
         <w:pStyle w:val="Heading1"/>
+        <w:tabs>
+          <w:tab w:val="left" w:pos="738"/>
+        </w:tabs>
+        <w:spacing w:line="269" w:lineRule="exact"/>
+        <w:rPr>
+          <w:b w:val="0"/>
+        </w:rPr>
+      </w:pPr>
+    </w:p>
+    <w:p>
+      <w:pPr>
+        <w:pStyle w:val="Heading1"/>
+        <w:tabs>
+          <w:tab w:val="left" w:pos="738"/>
+        </w:tabs>
+        <w:spacing w:line="269" w:lineRule="exact"/>
+        <w:rPr>
+          <w:b w:val="0"/>
+        </w:rPr>
+      </w:pPr>
+    </w:p>
+    <w:p>
+      <w:pPr>
+        <w:pStyle w:val="Heading1"/>
+        <w:tabs>
+          <w:tab w:val="left" w:pos="738"/>
+        </w:tabs>
+        <w:spacing w:line="269" w:lineRule="exact"/>
+        <w:rPr>
+          <w:b w:val="0"/>
+        </w:rPr>
+      </w:pPr>
+    </w:p>
+    <w:p>
+      <w:pPr>
+        <w:pStyle w:val="Heading1"/>
+        <w:tabs>
+          <w:tab w:val="left" w:pos="738"/>
+        </w:tabs>
+        <w:spacing w:line="269" w:lineRule="exact"/>
+        <w:rPr>
+          <w:b w:val="0"/>
+        </w:rPr>
+      </w:pPr>
+    </w:p>
+    <w:p>
+      <w:pPr>
+        <w:pStyle w:val="Heading1"/>
+        <w:tabs>
+          <w:tab w:val="left" w:pos="738"/>
+        </w:tabs>
+        <w:spacing w:line="269" w:lineRule="exact"/>
+        <w:rPr>
+          <w:b w:val="0"/>
+        </w:rPr>
+      </w:pPr>
+    </w:p>
+    <w:p>
+      <w:pPr>
+        <w:pStyle w:val="Heading1"/>
         <w:spacing w:line="251" w:lineRule="exact"/>
         <w:ind w:left="19"/>
       </w:pPr>
@@ -2217,91 +2286,91 @@
         <w:spacing w:line="252" w:lineRule="exact"/>
         <w:ind w:left="19"/>
         <w:rPr>
-          <w:i/>
-        </w:rPr>
-      </w:pPr>
-      <w:r>
-        <w:rPr>
-          <w:i/>
+          <w:iCs/>
+        </w:rPr>
+      </w:pPr>
+      <w:r>
+        <w:rPr>
+          <w:iCs/>
         </w:rPr>
         <w:t>Dhaka</w:t>
       </w:r>
       <w:r>
         <w:rPr>
-          <w:i/>
+          <w:iCs/>
           <w:spacing w:val="-10"/>
         </w:rPr>
         <w:t xml:space="preserve"> </w:t>
       </w:r>
       <w:r>
         <w:rPr>
-          <w:i/>
+          <w:iCs/>
         </w:rPr>
         <w:t>International</w:t>
       </w:r>
       <w:r>
         <w:rPr>
-          <w:i/>
+          <w:iCs/>
           <w:spacing w:val="-7"/>
         </w:rPr>
         <w:t xml:space="preserve"> </w:t>
       </w:r>
       <w:r>
         <w:rPr>
-          <w:i/>
+          <w:iCs/>
         </w:rPr>
         <w:t>University</w:t>
       </w:r>
       <w:r>
         <w:rPr>
-          <w:i/>
+          <w:iCs/>
           <w:spacing w:val="-8"/>
         </w:rPr>
         <w:t xml:space="preserve"> </w:t>
       </w:r>
       <w:r>
         <w:rPr>
-          <w:i/>
+          <w:iCs/>
         </w:rPr>
         <w:t>—</w:t>
       </w:r>
       <w:r>
         <w:rPr>
-          <w:i/>
+          <w:iCs/>
           <w:spacing w:val="-8"/>
         </w:rPr>
         <w:t xml:space="preserve"> </w:t>
       </w:r>
       <w:r>
         <w:rPr>
-          <w:i/>
+          <w:iCs/>
         </w:rPr>
         <w:t>CGPA:</w:t>
       </w:r>
       <w:r>
         <w:rPr>
-          <w:i/>
+          <w:iCs/>
           <w:spacing w:val="-4"/>
         </w:rPr>
         <w:t xml:space="preserve"> </w:t>
       </w:r>
       <w:r>
         <w:rPr>
-          <w:i/>
+          <w:iCs/>
           <w:spacing w:val="-2"/>
         </w:rPr>
         <w:t>3.</w:t>
       </w:r>
       <w:r>
         <w:rPr>
-          <w:i/>
+          <w:iCs/>
           <w:spacing w:val="-2"/>
         </w:rPr>
         <w:t>28</w:t>
       </w:r>
       <w:r>
         <w:rPr>
-          <w:i/>
+          <w:iCs/>
           <w:spacing w:val="-2"/>
         </w:rPr>
         <w:t>/4.00</w:t>
@@ -2335,7 +2404,7 @@
         <w:rPr>
           <w:spacing w:val="-4"/>
         </w:rPr>
-        <w:t>8</w:t>
+        <w:t>7</w:t>
       </w:r>
     </w:p>
     <w:p>
@@ -2367,20 +2436,14 @@
         <w:spacing w:before="1" w:line="229" w:lineRule="exact"/>
         <w:ind w:left="19"/>
         <w:rPr>
-          <w:i/>
-          <w:sz w:val="20"/>
-        </w:rPr>
-      </w:pPr>
-      <w:r>
-        <w:rPr>
-          <w:i/>
-          <w:iCs/>
-        </w:rPr>
+          <w:sz w:val="20"/>
+        </w:rPr>
+      </w:pPr>
+      <w:r>
         <w:t>Bangladesh Institute of Marine Technology</w:t>
       </w:r>
       <w:r>
         <w:rPr>
-          <w:i/>
           <w:spacing w:val="-6"/>
           <w:sz w:val="20"/>
         </w:rPr>
@@ -2388,14 +2451,12 @@
       </w:r>
       <w:r>
         <w:rPr>
-          <w:i/>
           <w:sz w:val="20"/>
         </w:rPr>
         <w:t>—</w:t>
       </w:r>
       <w:r>
         <w:rPr>
-          <w:i/>
           <w:spacing w:val="-9"/>
           <w:sz w:val="20"/>
         </w:rPr>
@@ -2403,14 +2464,12 @@
       </w:r>
       <w:r>
         <w:rPr>
-          <w:i/>
           <w:sz w:val="20"/>
         </w:rPr>
         <w:t>CGPA:</w:t>
       </w:r>
       <w:r>
         <w:rPr>
-          <w:i/>
           <w:spacing w:val="-5"/>
           <w:sz w:val="20"/>
         </w:rPr>
@@ -2418,7 +2477,6 @@
       </w:r>
       <w:r>
         <w:rPr>
-          <w:i/>
           <w:spacing w:val="-2"/>
           <w:sz w:val="20"/>
         </w:rPr>
@@ -2426,7 +2484,6 @@
       </w:r>
       <w:r>
         <w:rPr>
-          <w:i/>
           <w:spacing w:val="-2"/>
           <w:sz w:val="20"/>
         </w:rPr>
@@ -2434,7 +2491,6 @@
       </w:r>
       <w:r>
         <w:rPr>
-          <w:i/>
           <w:spacing w:val="-2"/>
           <w:sz w:val="20"/>
         </w:rPr>
@@ -2492,36 +2548,22 @@
         <w:spacing w:before="1" w:line="229" w:lineRule="exact"/>
         <w:ind w:left="19"/>
         <w:rPr>
-          <w:i/>
-          <w:sz w:val="20"/>
-        </w:rPr>
-      </w:pPr>
-      <w:r>
-        <w:rPr>
-          <w:i/>
-          <w:iCs/>
-        </w:rPr>
+          <w:sz w:val="20"/>
+        </w:rPr>
+      </w:pPr>
+      <w:r>
         <w:t xml:space="preserve">Madhupur Shahid </w:t>
       </w:r>
       <w:proofErr w:type="spellStart"/>
       <w:r>
-        <w:rPr>
-          <w:i/>
-          <w:iCs/>
-        </w:rPr>
         <w:t>Smrity</w:t>
       </w:r>
       <w:proofErr w:type="spellEnd"/>
       <w:r>
-        <w:rPr>
-          <w:i/>
-          <w:iCs/>
-        </w:rPr>
         <w:t xml:space="preserve"> High School</w:t>
       </w:r>
       <w:r>
         <w:rPr>
-          <w:i/>
           <w:spacing w:val="-6"/>
           <w:sz w:val="20"/>
         </w:rPr>
@@ -2529,14 +2571,12 @@
       </w:r>
       <w:r>
         <w:rPr>
-          <w:i/>
           <w:sz w:val="20"/>
         </w:rPr>
         <w:t>—</w:t>
       </w:r>
       <w:r>
         <w:rPr>
-          <w:i/>
           <w:spacing w:val="-9"/>
           <w:sz w:val="20"/>
         </w:rPr>
@@ -2544,14 +2584,12 @@
       </w:r>
       <w:r>
         <w:rPr>
-          <w:i/>
           <w:sz w:val="20"/>
         </w:rPr>
         <w:t>CGPA:</w:t>
       </w:r>
       <w:r>
         <w:rPr>
-          <w:i/>
           <w:spacing w:val="-5"/>
           <w:sz w:val="20"/>
         </w:rPr>
@@ -2559,7 +2597,6 @@
       </w:r>
       <w:r>
         <w:rPr>
-          <w:i/>
           <w:spacing w:val="-2"/>
           <w:sz w:val="20"/>
         </w:rPr>
@@ -2567,7 +2604,6 @@
       </w:r>
       <w:r>
         <w:rPr>
-          <w:i/>
           <w:spacing w:val="-2"/>
           <w:sz w:val="20"/>
         </w:rPr>
@@ -2575,7 +2611,6 @@
       </w:r>
       <w:r>
         <w:rPr>
-          <w:i/>
           <w:spacing w:val="-2"/>
           <w:sz w:val="20"/>
         </w:rPr>
@@ -2583,7 +2618,6 @@
       </w:r>
       <w:r>
         <w:rPr>
-          <w:i/>
           <w:spacing w:val="-2"/>
           <w:sz w:val="20"/>
         </w:rPr>
@@ -2591,7 +2625,6 @@
       </w:r>
       <w:r>
         <w:rPr>
-          <w:i/>
           <w:spacing w:val="-2"/>
           <w:sz w:val="20"/>
         </w:rPr>
@@ -2599,7 +2632,6 @@
       </w:r>
       <w:r>
         <w:rPr>
-          <w:i/>
           <w:spacing w:val="-2"/>
           <w:sz w:val="20"/>
         </w:rPr>
@@ -2977,7 +3009,7 @@
         </mc:Choice>
         <mc:Fallback>
           <w:pict>
-            <v:shape w14:anchorId="1D97254A" id="Graphic 1" o:spid="_x0000_s1026" style="position:absolute;margin-left:57.6pt;margin-top:71.2pt;width:480.1pt;height:.5pt;z-index:-15770624;visibility:visible;mso-wrap-style:square;mso-wrap-distance-left:0;mso-wrap-distance-top:0;mso-wrap-distance-right:0;mso-wrap-distance-bottom:0;mso-position-horizontal:absolute;mso-position-horizontal-relative:page;mso-position-vertical:absolute;mso-position-vertical-relative:page;v-text-anchor:top" coordsize="6097270,6350" o:gfxdata="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" path="m6097270,6095l,6095,,,6097270,r,6095xe" fillcolor="black" stroked="f">
+            <v:shape w14:anchorId="4B1A12CC" id="Graphic 1" o:spid="_x0000_s1026" style="position:absolute;margin-left:57.6pt;margin-top:71.2pt;width:480.1pt;height:.5pt;z-index:-15770624;visibility:visible;mso-wrap-style:square;mso-wrap-distance-left:0;mso-wrap-distance-top:0;mso-wrap-distance-right:0;mso-wrap-distance-bottom:0;mso-position-horizontal:absolute;mso-position-horizontal-relative:page;mso-position-vertical:absolute;mso-position-vertical-relative:page;v-text-anchor:top" coordsize="6097270,6350" o:gfxdata="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" path="m6097270,6095l,6095,,,6097270,r,6095xe" fillcolor="black" stroked="f">
               <v:path arrowok="t"/>
               <w10:wrap anchorx="page" anchory="page"/>
             </v:shape>

--- a/public/frontEnd/portfolio/image/CV_of_Abdul_Alim.docx
+++ b/public/frontEnd/portfolio/image/CV_of_Abdul_Alim.docx
@@ -664,98 +664,20 @@
         <w:ind w:left="738" w:right="236"/>
       </w:pPr>
       <w:r>
-        <w:t>Handled</w:t>
-      </w:r>
-      <w:r>
-        <w:rPr>
-          <w:spacing w:val="-4"/>
-        </w:rPr>
-        <w:t xml:space="preserve"> </w:t>
-      </w:r>
-      <w:r>
-        <w:rPr>
-          <w:b/>
-        </w:rPr>
-        <w:t>PHP</w:t>
-      </w:r>
-      <w:r>
-        <w:t>,</w:t>
-      </w:r>
-      <w:r>
-        <w:rPr>
-          <w:spacing w:val="-4"/>
-        </w:rPr>
-        <w:t xml:space="preserve"> </w:t>
-      </w:r>
-      <w:r>
-        <w:rPr>
-          <w:b/>
-        </w:rPr>
-        <w:t>Laravel</w:t>
-      </w:r>
-      <w:r>
-        <w:rPr>
-          <w:b/>
-          <w:spacing w:val="-3"/>
-        </w:rPr>
-        <w:t xml:space="preserve"> </w:t>
-      </w:r>
-      <w:r>
-        <w:t>maintenance,</w:t>
-      </w:r>
-      <w:r>
-        <w:rPr>
-          <w:spacing w:val="-1"/>
-        </w:rPr>
-        <w:t xml:space="preserve"> </w:t>
-      </w:r>
-      <w:r>
-        <w:t>bug</w:t>
-      </w:r>
-      <w:r>
-        <w:rPr>
-          <w:spacing w:val="-4"/>
-        </w:rPr>
-        <w:t xml:space="preserve"> </w:t>
-      </w:r>
-      <w:r>
-        <w:t>fixes,</w:t>
-      </w:r>
-      <w:r>
-        <w:rPr>
-          <w:spacing w:val="-4"/>
-        </w:rPr>
-        <w:t xml:space="preserve"> </w:t>
-      </w:r>
-      <w:r>
-        <w:t>and</w:t>
-      </w:r>
-      <w:r>
-        <w:rPr>
-          <w:spacing w:val="-4"/>
-        </w:rPr>
-        <w:t xml:space="preserve"> </w:t>
-      </w:r>
-      <w:r>
-        <w:t>feature</w:t>
-      </w:r>
-      <w:r>
-        <w:rPr>
-          <w:spacing w:val="-1"/>
-        </w:rPr>
-        <w:t xml:space="preserve"> </w:t>
-      </w:r>
-      <w:r>
-        <w:t>development,</w:t>
-      </w:r>
-      <w:r>
-        <w:rPr>
-          <w:spacing w:val="-4"/>
-        </w:rPr>
-        <w:t xml:space="preserve"> </w:t>
-      </w:r>
-      <w:r>
-        <w:t>ensuring smooth integration and optimal performance.</w:t>
+        <w:t xml:space="preserve">Integrate and automate workflows using </w:t>
+      </w:r>
+      <w:r>
+        <w:rPr>
+          <w:b/>
+          <w:bCs/>
+        </w:rPr>
+        <w:t>n8n</w:t>
+      </w:r>
+      <w:r>
+        <w:t>, connecting APIs (Meta, WhatsApp, Google, Gemini AI, etc.) to build intelligent automation and data processing pipelines</w:t>
+      </w:r>
+      <w:r>
+        <w:t>.</w:t>
       </w:r>
     </w:p>
     <w:p>
@@ -1833,12 +1755,21 @@
         <w:t xml:space="preserve">3 Month long “Web App Develop PHP” under SEIP organized </w:t>
       </w:r>
       <w:proofErr w:type="spellStart"/>
+      <w:proofErr w:type="gramStart"/>
       <w:r>
         <w:rPr>
           <w:b w:val="0"/>
           <w:bCs w:val="0"/>
         </w:rPr>
-        <w:t>by“BASIS</w:t>
+        <w:t>by“</w:t>
+      </w:r>
+      <w:proofErr w:type="gramEnd"/>
+      <w:r>
+        <w:rPr>
+          <w:b w:val="0"/>
+          <w:bCs w:val="0"/>
+        </w:rPr>
+        <w:t>BASIS</w:t>
       </w:r>
       <w:proofErr w:type="spellEnd"/>
       <w:r>
@@ -3009,7 +2940,7 @@
         </mc:Choice>
         <mc:Fallback>
           <w:pict>
-            <v:shape w14:anchorId="4B1A12CC" id="Graphic 1" o:spid="_x0000_s1026" style="position:absolute;margin-left:57.6pt;margin-top:71.2pt;width:480.1pt;height:.5pt;z-index:-15770624;visibility:visible;mso-wrap-style:square;mso-wrap-distance-left:0;mso-wrap-distance-top:0;mso-wrap-distance-right:0;mso-wrap-distance-bottom:0;mso-position-horizontal:absolute;mso-position-horizontal-relative:page;mso-position-vertical:absolute;mso-position-vertical-relative:page;v-text-anchor:top" coordsize="6097270,6350" o:gfxdata="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" path="m6097270,6095l,6095,,,6097270,r,6095xe" fillcolor="black" stroked="f">
+            <v:shape w14:anchorId="358C7AE0" id="Graphic 1" o:spid="_x0000_s1026" style="position:absolute;margin-left:57.6pt;margin-top:71.2pt;width:480.1pt;height:.5pt;z-index:-15770624;visibility:visible;mso-wrap-style:square;mso-wrap-distance-left:0;mso-wrap-distance-top:0;mso-wrap-distance-right:0;mso-wrap-distance-bottom:0;mso-position-horizontal:absolute;mso-position-horizontal-relative:page;mso-position-vertical:absolute;mso-position-vertical-relative:page;v-text-anchor:top" coordsize="6097270,6350" o:gfxdata="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" path="m6097270,6095l,6095,,,6097270,r,6095xe" fillcolor="black" stroked="f">
               <v:path arrowok="t"/>
               <w10:wrap anchorx="page" anchory="page"/>
             </v:shape>

--- a/public/frontEnd/portfolio/image/CV_of_Abdul_Alim.docx
+++ b/public/frontEnd/portfolio/image/CV_of_Abdul_Alim.docx
@@ -9,27 +9,14 @@
         <w:ind w:left="0" w:right="138" w:firstLine="0"/>
         <w:jc w:val="center"/>
       </w:pPr>
-      <w:r>
-        <w:fldChar w:fldCharType="begin"/>
-      </w:r>
-      <w:r>
-        <w:instrText xml:space="preserve"> HYPERLINK "mailto:aralim11@gmail.com" </w:instrText>
-      </w:r>
-      <w:r>
-        <w:fldChar w:fldCharType="separate"/>
-      </w:r>
-      <w:r>
-        <w:rPr>
-          <w:rStyle w:val="Hyperlink"/>
-        </w:rPr>
-        <w:t>aralim11@gmail.com</w:t>
-      </w:r>
-      <w:r>
-        <w:rPr>
-          <w:rStyle w:val="Hyperlink"/>
-        </w:rPr>
-        <w:fldChar w:fldCharType="end"/>
-      </w:r>
+      <w:hyperlink r:id="rId7" w:history="1">
+        <w:r>
+          <w:rPr>
+            <w:rStyle w:val="Hyperlink"/>
+          </w:rPr>
+          <w:t>aralim11@gmail.com</w:t>
+        </w:r>
+      </w:hyperlink>
       <w:r>
         <w:rPr>
           <w:spacing w:val="-10"/>
@@ -66,7 +53,7 @@
         </w:rPr>
         <w:t xml:space="preserve"> </w:t>
       </w:r>
-      <w:hyperlink r:id="rId7" w:history="1">
+      <w:hyperlink r:id="rId8" w:history="1">
         <w:r>
           <w:rPr>
             <w:rStyle w:val="Hyperlink"/>
@@ -81,8 +68,7 @@
         </w:rPr>
         <w:t xml:space="preserve"> | </w:t>
       </w:r>
-      <w:hyperlink r:id="rId8">
-        <w:proofErr w:type="spellStart"/>
+      <w:hyperlink r:id="rId9">
         <w:r>
           <w:rPr>
             <w:color w:val="0000FF"/>
@@ -90,7 +76,6 @@
           </w:rPr>
           <w:t>Github</w:t>
         </w:r>
-        <w:proofErr w:type="spellEnd"/>
       </w:hyperlink>
       <w:r>
         <w:rPr>
@@ -108,8 +93,7 @@
         </w:rPr>
         <w:t xml:space="preserve"> </w:t>
       </w:r>
-      <w:hyperlink r:id="rId9">
-        <w:proofErr w:type="spellStart"/>
+      <w:hyperlink r:id="rId10">
         <w:r>
           <w:rPr>
             <w:color w:val="0000FF"/>
@@ -117,7 +101,6 @@
           </w:rPr>
           <w:t>Linkedin</w:t>
         </w:r>
-        <w:proofErr w:type="spellEnd"/>
       </w:hyperlink>
       <w:r>
         <w:rPr>
@@ -339,39 +322,7 @@
           <w:b/>
           <w:bCs/>
         </w:rPr>
-        <w:t xml:space="preserve"> using Laravel, </w:t>
-      </w:r>
-      <w:proofErr w:type="spellStart"/>
-      <w:r>
-        <w:rPr>
-          <w:b/>
-          <w:bCs/>
-        </w:rPr>
-        <w:t>mySql</w:t>
-      </w:r>
-      <w:proofErr w:type="spellEnd"/>
-      <w:r>
-        <w:rPr>
-          <w:b/>
-          <w:bCs/>
-        </w:rPr>
-        <w:t xml:space="preserve">, </w:t>
-      </w:r>
-      <w:proofErr w:type="spellStart"/>
-      <w:r>
-        <w:rPr>
-          <w:b/>
-          <w:bCs/>
-        </w:rPr>
-        <w:t>Jquery</w:t>
-      </w:r>
-      <w:proofErr w:type="spellEnd"/>
-      <w:r>
-        <w:rPr>
-          <w:b/>
-          <w:bCs/>
-        </w:rPr>
-        <w:t xml:space="preserve"> </w:t>
+        <w:t xml:space="preserve"> using Laravel, mySql, Jquery </w:t>
       </w:r>
       <w:r>
         <w:t>technologies, ensuring seamless functionality and user-friendly experiences.</w:t>
@@ -407,21 +358,13 @@
         <w:t>,</w:t>
       </w:r>
       <w:r>
-        <w:t xml:space="preserve"> </w:t>
-      </w:r>
-      <w:proofErr w:type="spellStart"/>
-      <w:r>
-        <w:t>J</w:t>
+        <w:t xml:space="preserve"> J</w:t>
       </w:r>
       <w:r>
         <w:t>q</w:t>
       </w:r>
       <w:r>
-        <w:t>uery</w:t>
-      </w:r>
-      <w:proofErr w:type="spellEnd"/>
-      <w:r>
-        <w:t>.</w:t>
+        <w:t>uery.</w:t>
       </w:r>
     </w:p>
     <w:p>
@@ -674,10 +617,7 @@
         <w:t>n8n</w:t>
       </w:r>
       <w:r>
-        <w:t>, connecting APIs (Meta, WhatsApp, Google, Gemini AI, etc.) to build intelligent automation and data processing pipelines</w:t>
-      </w:r>
-      <w:r>
-        <w:t>.</w:t>
+        <w:t>, connecting APIs (Meta, WhatsApp, Google, Gemini AI, etc.) to build intelligent automation and data processing pipelines.</w:t>
       </w:r>
     </w:p>
     <w:p>
@@ -996,17 +936,8 @@
           <w:b/>
           <w:bCs/>
         </w:rPr>
-        <w:t xml:space="preserve">PHP &amp; </w:t>
-      </w:r>
-      <w:proofErr w:type="spellStart"/>
-      <w:r>
-        <w:rPr>
-          <w:b/>
-          <w:bCs/>
-        </w:rPr>
-        <w:t>Javascript</w:t>
-      </w:r>
-      <w:proofErr w:type="spellEnd"/>
+        <w:t>PHP &amp; Javascript</w:t>
+      </w:r>
       <w:r>
         <w:t>.</w:t>
       </w:r>
@@ -1263,19 +1194,11 @@
           <w:sz w:val="20"/>
         </w:rPr>
       </w:pPr>
-      <w:proofErr w:type="spellStart"/>
-      <w:r>
-        <w:rPr>
-          <w:spacing w:val="-2"/>
-        </w:rPr>
-        <w:t>Saradunia</w:t>
-      </w:r>
-      <w:proofErr w:type="spellEnd"/>
-      <w:r>
-        <w:rPr>
-          <w:spacing w:val="-2"/>
-        </w:rPr>
-        <w:t xml:space="preserve"> Networking</w:t>
+      <w:r>
+        <w:rPr>
+          <w:spacing w:val="-2"/>
+        </w:rPr>
+        <w:t>Saradunia Networking</w:t>
       </w:r>
       <w:r>
         <w:tab/>
@@ -1545,15 +1468,6 @@
       <w:r>
         <w:t>JavaScript</w:t>
       </w:r>
-      <w:r>
-        <w:t>, React</w:t>
-      </w:r>
-      <w:r>
-        <w:rPr>
-          <w:spacing w:val="-6"/>
-        </w:rPr>
-        <w:t xml:space="preserve"> </w:t>
-      </w:r>
     </w:p>
     <w:p>
       <w:pPr>
@@ -1578,13 +1492,11 @@
         <w:t xml:space="preserve"> </w:t>
       </w:r>
       <w:r>
-        <w:t xml:space="preserve">Python, </w:t>
-      </w:r>
-      <w:proofErr w:type="spellStart"/>
-      <w:r>
-        <w:t>FastAPI</w:t>
-      </w:r>
-      <w:proofErr w:type="spellEnd"/>
+        <w:t>Python, FastAPI</w:t>
+      </w:r>
+      <w:r>
+        <w:t>, GoLang</w:t>
+      </w:r>
     </w:p>
     <w:p>
       <w:pPr>
@@ -1614,31 +1526,13 @@
         </w:rPr>
         <w:t xml:space="preserve"> </w:t>
       </w:r>
-      <w:proofErr w:type="spellStart"/>
       <w:r>
         <w:rPr>
           <w:b w:val="0"/>
           <w:spacing w:val="-5"/>
         </w:rPr>
-        <w:t>MySql</w:t>
-      </w:r>
-      <w:proofErr w:type="spellEnd"/>
-      <w:r>
-        <w:rPr>
-          <w:b w:val="0"/>
-          <w:spacing w:val="-5"/>
-        </w:rPr>
-        <w:t xml:space="preserve">, </w:t>
-      </w:r>
-      <w:proofErr w:type="spellStart"/>
-      <w:r>
-        <w:rPr>
-          <w:b w:val="0"/>
-          <w:spacing w:val="-5"/>
-        </w:rPr>
-        <w:t>PostgreSql</w:t>
-      </w:r>
-      <w:proofErr w:type="spellEnd"/>
+        <w:t>MySql, PostgreSql</w:t>
+      </w:r>
     </w:p>
     <w:p>
       <w:pPr>
@@ -1713,15 +1607,7 @@
         <w:ind w:left="738"/>
       </w:pPr>
       <w:r>
-        <w:t xml:space="preserve">3 Month long professional Web Development Training Course with Laravel, HTML, CSS, Bootstrap, JavaScript, AJAX, PHP and </w:t>
-      </w:r>
-      <w:proofErr w:type="spellStart"/>
-      <w:r>
-        <w:t>MySql</w:t>
-      </w:r>
-      <w:proofErr w:type="spellEnd"/>
-      <w:r>
-        <w:t xml:space="preserve"> organized by (Talha Training).</w:t>
+        <w:t>3 Month long professional Web Development Training Course with Laravel, HTML, CSS, Bootstrap, JavaScript, AJAX, PHP and MySql organized by (Talha Training).</w:t>
       </w:r>
       <w:r>
         <w:rPr>
@@ -1752,32 +1638,7 @@
           <w:b w:val="0"/>
           <w:bCs w:val="0"/>
         </w:rPr>
-        <w:t xml:space="preserve">3 Month long “Web App Develop PHP” under SEIP organized </w:t>
-      </w:r>
-      <w:proofErr w:type="spellStart"/>
-      <w:proofErr w:type="gramStart"/>
-      <w:r>
-        <w:rPr>
-          <w:b w:val="0"/>
-          <w:bCs w:val="0"/>
-        </w:rPr>
-        <w:t>by“</w:t>
-      </w:r>
-      <w:proofErr w:type="gramEnd"/>
-      <w:r>
-        <w:rPr>
-          <w:b w:val="0"/>
-          <w:bCs w:val="0"/>
-        </w:rPr>
-        <w:t>BASIS</w:t>
-      </w:r>
-      <w:proofErr w:type="spellEnd"/>
-      <w:r>
-        <w:rPr>
-          <w:b w:val="0"/>
-          <w:bCs w:val="0"/>
-        </w:rPr>
-        <w:t>”</w:t>
+        <w:t>3 Month long “Web App Develop PHP” under SEIP organized by“BASIS”</w:t>
       </w:r>
     </w:p>
     <w:p>
@@ -2483,15 +2344,7 @@
         </w:rPr>
       </w:pPr>
       <w:r>
-        <w:t xml:space="preserve">Madhupur Shahid </w:t>
-      </w:r>
-      <w:proofErr w:type="spellStart"/>
-      <w:r>
-        <w:t>Smrity</w:t>
-      </w:r>
-      <w:proofErr w:type="spellEnd"/>
-      <w:r>
-        <w:t xml:space="preserve"> High School</w:t>
+        <w:t>Madhupur Shahid Smrity High School</w:t>
       </w:r>
       <w:r>
         <w:rPr>
@@ -2646,15 +2499,7 @@
         <w:t>Mother’s Name:</w:t>
       </w:r>
       <w:r>
-        <w:t xml:space="preserve">             </w:t>
-      </w:r>
-      <w:proofErr w:type="spellStart"/>
-      <w:r>
-        <w:t>Nurzahan</w:t>
-      </w:r>
-      <w:proofErr w:type="spellEnd"/>
-      <w:r>
-        <w:t xml:space="preserve"> Begum</w:t>
+        <w:t xml:space="preserve">             Nurzahan Begum</w:t>
       </w:r>
     </w:p>
     <w:p>
@@ -2708,39 +2553,7 @@
         <w:t>Permanent Address:</w:t>
       </w:r>
       <w:r>
-        <w:t xml:space="preserve">      </w:t>
-      </w:r>
-      <w:proofErr w:type="spellStart"/>
-      <w:r>
-        <w:t>Vill</w:t>
-      </w:r>
-      <w:proofErr w:type="spellEnd"/>
-      <w:r>
-        <w:t xml:space="preserve"> - </w:t>
-      </w:r>
-      <w:proofErr w:type="spellStart"/>
-      <w:r>
-        <w:t>Boali</w:t>
-      </w:r>
-      <w:proofErr w:type="spellEnd"/>
-      <w:r>
-        <w:t xml:space="preserve">, </w:t>
-      </w:r>
-      <w:proofErr w:type="spellStart"/>
-      <w:r>
-        <w:t>Upzilla</w:t>
-      </w:r>
-      <w:proofErr w:type="spellEnd"/>
-      <w:r>
-        <w:t xml:space="preserve"> - Madhupur, </w:t>
-      </w:r>
-      <w:proofErr w:type="spellStart"/>
-      <w:r>
-        <w:t>Dist</w:t>
-      </w:r>
-      <w:proofErr w:type="spellEnd"/>
-      <w:r>
-        <w:t xml:space="preserve"> - Tangail </w:t>
+        <w:t xml:space="preserve">      Vill - Boali, Upzilla - Madhupur, Dist - Tangail </w:t>
       </w:r>
     </w:p>
     <w:p>
@@ -2801,7 +2614,7 @@
       </w:pPr>
     </w:p>
     <w:sectPr>
-      <w:headerReference w:type="default" r:id="rId10"/>
+      <w:headerReference w:type="default" r:id="rId11"/>
       <w:type w:val="continuous"/>
       <w:pgSz w:w="11910" w:h="16840"/>
       <w:pgMar w:top="1420" w:right="992" w:bottom="280" w:left="1133" w:header="1160" w:footer="0" w:gutter="0"/>
@@ -2940,7 +2753,7 @@
         </mc:Choice>
         <mc:Fallback>
           <w:pict>
-            <v:shape w14:anchorId="358C7AE0" id="Graphic 1" o:spid="_x0000_s1026" style="position:absolute;margin-left:57.6pt;margin-top:71.2pt;width:480.1pt;height:.5pt;z-index:-15770624;visibility:visible;mso-wrap-style:square;mso-wrap-distance-left:0;mso-wrap-distance-top:0;mso-wrap-distance-right:0;mso-wrap-distance-bottom:0;mso-position-horizontal:absolute;mso-position-horizontal-relative:page;mso-position-vertical:absolute;mso-position-vertical-relative:page;v-text-anchor:top" coordsize="6097270,6350" o:gfxdata="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" path="m6097270,6095l,6095,,,6097270,r,6095xe" fillcolor="black" stroked="f">
+            <v:shape w14:anchorId="476C1EDE" id="Graphic 1" o:spid="_x0000_s1026" style="position:absolute;margin-left:57.6pt;margin-top:71.2pt;width:480.1pt;height:.5pt;z-index:-15770624;visibility:visible;mso-wrap-style:square;mso-wrap-distance-left:0;mso-wrap-distance-top:0;mso-wrap-distance-right:0;mso-wrap-distance-bottom:0;mso-position-horizontal:absolute;mso-position-horizontal-relative:page;mso-position-vertical:absolute;mso-position-vertical-relative:page;v-text-anchor:top" coordsize="6097270,6350" o:gfxdata="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" path="m6097270,6095l,6095,,,6097270,r,6095xe" fillcolor="black" stroked="f">
               <v:path arrowok="t"/>
               <w10:wrap anchorx="page" anchory="page"/>
             </v:shape>

--- a/public/frontEnd/portfolio/image/CV_of_Abdul_Alim.docx
+++ b/public/frontEnd/portfolio/image/CV_of_Abdul_Alim.docx
@@ -9,51 +9,64 @@
         <w:ind w:left="0" w:right="138" w:firstLine="0"/>
         <w:jc w:val="center"/>
       </w:pPr>
+      <w:r>
+        <w:fldChar w:fldCharType="begin"/>
+      </w:r>
+      <w:r>
+        <w:instrText xml:space="preserve"> HYPERLINK "mailto:aralim11@gmail.com" </w:instrText>
+      </w:r>
+      <w:r>
+        <w:fldChar w:fldCharType="separate"/>
+      </w:r>
+      <w:r>
+        <w:rPr>
+          <w:rStyle w:val="Hyperlink"/>
+        </w:rPr>
+        <w:t>aralim11@gmail.com</w:t>
+      </w:r>
+      <w:r>
+        <w:rPr>
+          <w:rStyle w:val="Hyperlink"/>
+        </w:rPr>
+        <w:fldChar w:fldCharType="end"/>
+      </w:r>
+      <w:r>
+        <w:rPr>
+          <w:spacing w:val="-10"/>
+        </w:rPr>
+        <w:t xml:space="preserve"> </w:t>
+      </w:r>
+      <w:r>
+        <w:t>|</w:t>
+      </w:r>
+      <w:r>
+        <w:rPr>
+          <w:spacing w:val="-7"/>
+        </w:rPr>
+        <w:t xml:space="preserve"> </w:t>
+      </w:r>
+      <w:r>
+        <w:t>+88016</w:t>
+      </w:r>
+      <w:r>
+        <w:t>75342612</w:t>
+      </w:r>
+      <w:r>
+        <w:rPr>
+          <w:spacing w:val="-6"/>
+        </w:rPr>
+        <w:t xml:space="preserve"> </w:t>
+      </w:r>
+      <w:r>
+        <w:t>|</w:t>
+      </w:r>
+      <w:r>
+        <w:rPr>
+          <w:spacing w:val="-7"/>
+        </w:rPr>
+        <w:t xml:space="preserve"> </w:t>
+      </w:r>
       <w:hyperlink r:id="rId7" w:history="1">
-        <w:r>
-          <w:rPr>
-            <w:rStyle w:val="Hyperlink"/>
-          </w:rPr>
-          <w:t>aralim11@gmail.com</w:t>
-        </w:r>
-      </w:hyperlink>
-      <w:r>
-        <w:rPr>
-          <w:spacing w:val="-10"/>
-        </w:rPr>
-        <w:t xml:space="preserve"> </w:t>
-      </w:r>
-      <w:r>
-        <w:t>|</w:t>
-      </w:r>
-      <w:r>
-        <w:rPr>
-          <w:spacing w:val="-7"/>
-        </w:rPr>
-        <w:t xml:space="preserve"> </w:t>
-      </w:r>
-      <w:r>
-        <w:t>+88016</w:t>
-      </w:r>
-      <w:r>
-        <w:t>75342612</w:t>
-      </w:r>
-      <w:r>
-        <w:rPr>
-          <w:spacing w:val="-6"/>
-        </w:rPr>
-        <w:t xml:space="preserve"> </w:t>
-      </w:r>
-      <w:r>
-        <w:t>|</w:t>
-      </w:r>
-      <w:r>
-        <w:rPr>
-          <w:spacing w:val="-7"/>
-        </w:rPr>
-        <w:t xml:space="preserve"> </w:t>
-      </w:r>
-      <w:hyperlink r:id="rId8" w:history="1">
         <w:r>
           <w:rPr>
             <w:rStyle w:val="Hyperlink"/>
@@ -68,7 +81,8 @@
         </w:rPr>
         <w:t xml:space="preserve"> | </w:t>
       </w:r>
-      <w:hyperlink r:id="rId9">
+      <w:hyperlink r:id="rId8">
+        <w:proofErr w:type="spellStart"/>
         <w:r>
           <w:rPr>
             <w:color w:val="0000FF"/>
@@ -76,6 +90,7 @@
           </w:rPr>
           <w:t>Github</w:t>
         </w:r>
+        <w:proofErr w:type="spellEnd"/>
       </w:hyperlink>
       <w:r>
         <w:rPr>
@@ -93,7 +108,8 @@
         </w:rPr>
         <w:t xml:space="preserve"> </w:t>
       </w:r>
-      <w:hyperlink r:id="rId10">
+      <w:hyperlink r:id="rId9">
+        <w:proofErr w:type="spellStart"/>
         <w:r>
           <w:rPr>
             <w:color w:val="0000FF"/>
@@ -101,6 +117,7 @@
           </w:rPr>
           <w:t>Linkedin</w:t>
         </w:r>
+        <w:proofErr w:type="spellEnd"/>
       </w:hyperlink>
       <w:r>
         <w:rPr>
@@ -132,6 +149,50 @@
           <w:spacing w:val="-2"/>
         </w:rPr>
         <w:t>Bangladesh</w:t>
+      </w:r>
+    </w:p>
+    <w:p>
+      <w:pPr>
+        <w:pStyle w:val="BodyText"/>
+        <w:spacing w:before="53"/>
+        <w:ind w:left="0" w:firstLine="0"/>
+      </w:pPr>
+    </w:p>
+    <w:p>
+      <w:pPr>
+        <w:pStyle w:val="BodyText"/>
+        <w:spacing w:before="53"/>
+        <w:ind w:left="0" w:firstLine="0"/>
+        <w:jc w:val="center"/>
+        <w:rPr>
+          <w:b/>
+          <w:bCs/>
+        </w:rPr>
+      </w:pPr>
+      <w:r>
+        <w:rPr>
+          <w:b/>
+          <w:bCs/>
+        </w:rPr>
+        <w:t>Professional Summary</w:t>
+      </w:r>
+    </w:p>
+    <w:p>
+      <w:pPr>
+        <w:pStyle w:val="BodyText"/>
+        <w:spacing w:before="53"/>
+        <w:ind w:left="0" w:firstLine="0"/>
+      </w:pPr>
+      <w:r>
+        <w:t xml:space="preserve">Software Engineer specializing in backend and web application development, with strong experience in PHP, Laravel, REST APIs, CRM, and Call Center systems. Experienced in building scalable business applications, integrating third-party APIs, and developing automation workflows using n8n. Currently expanding expertise in Python, </w:t>
+      </w:r>
+      <w:proofErr w:type="spellStart"/>
+      <w:r>
+        <w:t>FastAPI</w:t>
+      </w:r>
+      <w:proofErr w:type="spellEnd"/>
+      <w:r>
+        <w:t>, Go, AI/LLM integrations, Docker, and modern backend architectures.</w:t>
       </w:r>
     </w:p>
     <w:p>
@@ -322,7 +383,39 @@
           <w:b/>
           <w:bCs/>
         </w:rPr>
-        <w:t xml:space="preserve"> using Laravel, mySql, Jquery </w:t>
+        <w:t xml:space="preserve"> using Laravel, </w:t>
+      </w:r>
+      <w:proofErr w:type="spellStart"/>
+      <w:r>
+        <w:rPr>
+          <w:b/>
+          <w:bCs/>
+        </w:rPr>
+        <w:t>mySql</w:t>
+      </w:r>
+      <w:proofErr w:type="spellEnd"/>
+      <w:r>
+        <w:rPr>
+          <w:b/>
+          <w:bCs/>
+        </w:rPr>
+        <w:t xml:space="preserve">, </w:t>
+      </w:r>
+      <w:proofErr w:type="spellStart"/>
+      <w:r>
+        <w:rPr>
+          <w:b/>
+          <w:bCs/>
+        </w:rPr>
+        <w:t>Jquery</w:t>
+      </w:r>
+      <w:proofErr w:type="spellEnd"/>
+      <w:r>
+        <w:rPr>
+          <w:b/>
+          <w:bCs/>
+        </w:rPr>
+        <w:t xml:space="preserve"> </w:t>
       </w:r>
       <w:r>
         <w:t>technologies, ensuring seamless functionality and user-friendly experiences.</w:t>
@@ -358,13 +451,21 @@
         <w:t>,</w:t>
       </w:r>
       <w:r>
-        <w:t xml:space="preserve"> J</w:t>
+        <w:t xml:space="preserve"> </w:t>
+      </w:r>
+      <w:proofErr w:type="spellStart"/>
+      <w:r>
+        <w:t>J</w:t>
       </w:r>
       <w:r>
         <w:t>q</w:t>
       </w:r>
       <w:r>
-        <w:t>uery.</w:t>
+        <w:t>uery</w:t>
+      </w:r>
+      <w:proofErr w:type="spellEnd"/>
+      <w:r>
+        <w:t>.</w:t>
       </w:r>
     </w:p>
     <w:p>
@@ -936,8 +1037,17 @@
           <w:b/>
           <w:bCs/>
         </w:rPr>
-        <w:t>PHP &amp; Javascript</w:t>
-      </w:r>
+        <w:t xml:space="preserve">PHP &amp; </w:t>
+      </w:r>
+      <w:proofErr w:type="spellStart"/>
+      <w:r>
+        <w:rPr>
+          <w:b/>
+          <w:bCs/>
+        </w:rPr>
+        <w:t>Javascript</w:t>
+      </w:r>
+      <w:proofErr w:type="spellEnd"/>
       <w:r>
         <w:t>.</w:t>
       </w:r>
@@ -1194,11 +1304,19 @@
           <w:sz w:val="20"/>
         </w:rPr>
       </w:pPr>
-      <w:r>
-        <w:rPr>
-          <w:spacing w:val="-2"/>
-        </w:rPr>
-        <w:t>Saradunia Networking</w:t>
+      <w:proofErr w:type="spellStart"/>
+      <w:r>
+        <w:rPr>
+          <w:spacing w:val="-2"/>
+        </w:rPr>
+        <w:t>Saradunia</w:t>
+      </w:r>
+      <w:proofErr w:type="spellEnd"/>
+      <w:r>
+        <w:rPr>
+          <w:spacing w:val="-2"/>
+        </w:rPr>
+        <w:t xml:space="preserve"> Networking</w:t>
       </w:r>
       <w:r>
         <w:tab/>
@@ -1468,6 +1586,20 @@
       <w:r>
         <w:t>JavaScript</w:t>
       </w:r>
+      <w:r>
+        <w:t xml:space="preserve">, </w:t>
+      </w:r>
+      <w:r>
+        <w:t xml:space="preserve">Python, </w:t>
+      </w:r>
+      <w:proofErr w:type="spellStart"/>
+      <w:r>
+        <w:t>FastAPI</w:t>
+      </w:r>
+      <w:proofErr w:type="spellEnd"/>
+      <w:r>
+        <w:t>, Go</w:t>
+      </w:r>
     </w:p>
     <w:p>
       <w:pPr>
@@ -1486,16 +1618,28 @@
         <w:rPr>
           <w:b/>
         </w:rPr>
-        <w:t>Basic Knowledge:</w:t>
-      </w:r>
-      <w:r>
-        <w:t xml:space="preserve"> </w:t>
-      </w:r>
-      <w:r>
-        <w:t>Python, FastAPI</w:t>
-      </w:r>
-      <w:r>
-        <w:t>, GoLang</w:t>
+        <w:t>B</w:t>
+      </w:r>
+      <w:r>
+        <w:rPr>
+          <w:b/>
+        </w:rPr>
+        <w:t>ackend &amp; APIs</w:t>
+      </w:r>
+      <w:r>
+        <w:rPr>
+          <w:b/>
+        </w:rPr>
+        <w:t>:</w:t>
+      </w:r>
+      <w:r>
+        <w:t xml:space="preserve"> </w:t>
+      </w:r>
+      <w:r>
+        <w:t xml:space="preserve">REST API, </w:t>
+      </w:r>
+      <w:r>
+        <w:t>API Integration, Webhooks, Authentication</w:t>
       </w:r>
     </w:p>
     <w:p>
@@ -1526,13 +1670,31 @@
         </w:rPr>
         <w:t xml:space="preserve"> </w:t>
       </w:r>
+      <w:proofErr w:type="spellStart"/>
       <w:r>
         <w:rPr>
           <w:b w:val="0"/>
           <w:spacing w:val="-5"/>
         </w:rPr>
-        <w:t>MySql, PostgreSql</w:t>
-      </w:r>
+        <w:t>MySql</w:t>
+      </w:r>
+      <w:proofErr w:type="spellEnd"/>
+      <w:r>
+        <w:rPr>
+          <w:b w:val="0"/>
+          <w:spacing w:val="-5"/>
+        </w:rPr>
+        <w:t xml:space="preserve">, </w:t>
+      </w:r>
+      <w:proofErr w:type="spellStart"/>
+      <w:r>
+        <w:rPr>
+          <w:b w:val="0"/>
+          <w:spacing w:val="-5"/>
+        </w:rPr>
+        <w:t>PostgreSql</w:t>
+      </w:r>
+      <w:proofErr w:type="spellEnd"/>
     </w:p>
     <w:p>
       <w:pPr>
@@ -1557,7 +1719,98 @@
         <w:rPr>
           <w:b w:val="0"/>
         </w:rPr>
-        <w:t xml:space="preserve"> n8n</w:t>
+        <w:t xml:space="preserve"> </w:t>
+      </w:r>
+      <w:r>
+        <w:rPr>
+          <w:b w:val="0"/>
+          <w:bCs w:val="0"/>
+        </w:rPr>
+        <w:t>n8n, AI API Integration, LLM Integration</w:t>
+      </w:r>
+    </w:p>
+    <w:p>
+      <w:pPr>
+        <w:pStyle w:val="Heading1"/>
+        <w:numPr>
+          <w:ilvl w:val="0"/>
+          <w:numId w:val="1"/>
+        </w:numPr>
+        <w:tabs>
+          <w:tab w:val="left" w:pos="738"/>
+        </w:tabs>
+        <w:spacing w:line="269" w:lineRule="exact"/>
+        <w:ind w:left="738"/>
+        <w:rPr>
+          <w:b w:val="0"/>
+        </w:rPr>
+      </w:pPr>
+      <w:r>
+        <w:t xml:space="preserve">DevOps &amp; Tools: </w:t>
+      </w:r>
+      <w:r>
+        <w:rPr>
+          <w:b w:val="0"/>
+          <w:bCs w:val="0"/>
+        </w:rPr>
+        <w:t>Linux, Docker, Git, GitHub, Apache, Nginx</w:t>
+      </w:r>
+    </w:p>
+    <w:p>
+      <w:pPr>
+        <w:pStyle w:val="Heading1"/>
+        <w:numPr>
+          <w:ilvl w:val="0"/>
+          <w:numId w:val="1"/>
+        </w:numPr>
+        <w:tabs>
+          <w:tab w:val="left" w:pos="738"/>
+        </w:tabs>
+        <w:spacing w:line="269" w:lineRule="exact"/>
+        <w:ind w:left="738"/>
+        <w:rPr>
+          <w:b w:val="0"/>
+        </w:rPr>
+      </w:pPr>
+      <w:r>
+        <w:rPr>
+          <w:rStyle w:val="Strong"/>
+          <w:b/>
+          <w:bCs/>
+        </w:rPr>
+        <w:t>Call Center Technologies</w:t>
+      </w:r>
+      <w:r>
+        <w:rPr>
+          <w:rStyle w:val="Strong"/>
+        </w:rPr>
+        <w:t>:</w:t>
+      </w:r>
+      <w:r>
+        <w:t xml:space="preserve"> </w:t>
+      </w:r>
+      <w:r>
+        <w:rPr>
+          <w:b w:val="0"/>
+          <w:bCs w:val="0"/>
+        </w:rPr>
+        <w:t xml:space="preserve">Asterisk, </w:t>
+      </w:r>
+      <w:proofErr w:type="spellStart"/>
+      <w:r>
+        <w:rPr>
+          <w:b w:val="0"/>
+          <w:bCs w:val="0"/>
+        </w:rPr>
+        <w:t>VICIdial</w:t>
+      </w:r>
+      <w:proofErr w:type="spellEnd"/>
+      <w:r>
+        <w:rPr>
+          <w:b w:val="0"/>
+          <w:bCs w:val="0"/>
+        </w:rPr>
+        <w:t>, AGI</w:t>
       </w:r>
     </w:p>
     <w:p>
@@ -1607,7 +1860,15 @@
         <w:ind w:left="738"/>
       </w:pPr>
       <w:r>
-        <w:t>3 Month long professional Web Development Training Course with Laravel, HTML, CSS, Bootstrap, JavaScript, AJAX, PHP and MySql organized by (Talha Training).</w:t>
+        <w:t xml:space="preserve">3 Month long professional Web Development Training Course with Laravel, HTML, CSS, Bootstrap, JavaScript, AJAX, PHP and </w:t>
+      </w:r>
+      <w:proofErr w:type="spellStart"/>
+      <w:r>
+        <w:t>MySql</w:t>
+      </w:r>
+      <w:proofErr w:type="spellEnd"/>
+      <w:r>
+        <w:t xml:space="preserve"> organized by (Talha Training).</w:t>
       </w:r>
       <w:r>
         <w:rPr>
@@ -1638,8 +1899,60 @@
           <w:b w:val="0"/>
           <w:bCs w:val="0"/>
         </w:rPr>
-        <w:t>3 Month long “Web App Develop PHP” under SEIP organized by“BASIS”</w:t>
-      </w:r>
+        <w:t xml:space="preserve">3 Month long “Web App Develop PHP” under SEIP organized </w:t>
+      </w:r>
+      <w:proofErr w:type="spellStart"/>
+      <w:proofErr w:type="gramStart"/>
+      <w:r>
+        <w:rPr>
+          <w:b w:val="0"/>
+          <w:bCs w:val="0"/>
+        </w:rPr>
+        <w:t>by“</w:t>
+      </w:r>
+      <w:proofErr w:type="gramEnd"/>
+      <w:r>
+        <w:rPr>
+          <w:b w:val="0"/>
+          <w:bCs w:val="0"/>
+        </w:rPr>
+        <w:t>BASIS</w:t>
+      </w:r>
+      <w:proofErr w:type="spellEnd"/>
+      <w:r>
+        <w:rPr>
+          <w:b w:val="0"/>
+          <w:bCs w:val="0"/>
+        </w:rPr>
+        <w:t>”</w:t>
+      </w:r>
+    </w:p>
+    <w:p>
+      <w:pPr>
+        <w:pStyle w:val="Heading1"/>
+        <w:tabs>
+          <w:tab w:val="left" w:pos="738"/>
+        </w:tabs>
+        <w:spacing w:line="269" w:lineRule="exact"/>
+      </w:pPr>
+    </w:p>
+    <w:p>
+      <w:pPr>
+        <w:pStyle w:val="Heading1"/>
+        <w:tabs>
+          <w:tab w:val="left" w:pos="738"/>
+        </w:tabs>
+        <w:spacing w:line="269" w:lineRule="exact"/>
+      </w:pPr>
+    </w:p>
+    <w:p>
+      <w:pPr>
+        <w:pStyle w:val="Heading1"/>
+        <w:tabs>
+          <w:tab w:val="left" w:pos="738"/>
+        </w:tabs>
+        <w:spacing w:line="269" w:lineRule="exact"/>
+      </w:pPr>
     </w:p>
     <w:p>
       <w:pPr>
@@ -1801,66 +2114,6 @@
     <w:p>
       <w:pPr>
         <w:pStyle w:val="Heading1"/>
-        <w:tabs>
-          <w:tab w:val="left" w:pos="738"/>
-        </w:tabs>
-        <w:spacing w:line="269" w:lineRule="exact"/>
-        <w:rPr>
-          <w:b w:val="0"/>
-        </w:rPr>
-      </w:pPr>
-    </w:p>
-    <w:p>
-      <w:pPr>
-        <w:pStyle w:val="Heading1"/>
-        <w:tabs>
-          <w:tab w:val="left" w:pos="738"/>
-        </w:tabs>
-        <w:spacing w:line="269" w:lineRule="exact"/>
-        <w:rPr>
-          <w:b w:val="0"/>
-        </w:rPr>
-      </w:pPr>
-    </w:p>
-    <w:p>
-      <w:pPr>
-        <w:pStyle w:val="Heading1"/>
-        <w:tabs>
-          <w:tab w:val="left" w:pos="738"/>
-        </w:tabs>
-        <w:spacing w:line="269" w:lineRule="exact"/>
-        <w:rPr>
-          <w:b w:val="0"/>
-        </w:rPr>
-      </w:pPr>
-    </w:p>
-    <w:p>
-      <w:pPr>
-        <w:pStyle w:val="Heading1"/>
-        <w:tabs>
-          <w:tab w:val="left" w:pos="738"/>
-        </w:tabs>
-        <w:spacing w:line="269" w:lineRule="exact"/>
-        <w:rPr>
-          <w:b w:val="0"/>
-        </w:rPr>
-      </w:pPr>
-    </w:p>
-    <w:p>
-      <w:pPr>
-        <w:pStyle w:val="Heading1"/>
-        <w:tabs>
-          <w:tab w:val="left" w:pos="738"/>
-        </w:tabs>
-        <w:spacing w:line="269" w:lineRule="exact"/>
-        <w:rPr>
-          <w:b w:val="0"/>
-        </w:rPr>
-      </w:pPr>
-    </w:p>
-    <w:p>
-      <w:pPr>
-        <w:pStyle w:val="Heading1"/>
         <w:spacing w:line="251" w:lineRule="exact"/>
         <w:ind w:left="19"/>
       </w:pPr>
@@ -2344,7 +2597,15 @@
         </w:rPr>
       </w:pPr>
       <w:r>
-        <w:t>Madhupur Shahid Smrity High School</w:t>
+        <w:t xml:space="preserve">Madhupur Shahid </w:t>
+      </w:r>
+      <w:proofErr w:type="spellStart"/>
+      <w:r>
+        <w:t>Smrity</w:t>
+      </w:r>
+      <w:proofErr w:type="spellEnd"/>
+      <w:r>
+        <w:t xml:space="preserve"> High School</w:t>
       </w:r>
       <w:r>
         <w:rPr>
@@ -2499,7 +2760,15 @@
         <w:t>Mother’s Name:</w:t>
       </w:r>
       <w:r>
-        <w:t xml:space="preserve">             Nurzahan Begum</w:t>
+        <w:t xml:space="preserve">             </w:t>
+      </w:r>
+      <w:proofErr w:type="spellStart"/>
+      <w:r>
+        <w:t>Nurzahan</w:t>
+      </w:r>
+      <w:proofErr w:type="spellEnd"/>
+      <w:r>
+        <w:t xml:space="preserve"> Begum</w:t>
       </w:r>
     </w:p>
     <w:p>
@@ -2533,7 +2802,15 @@
         <w:t xml:space="preserve">      </w:t>
       </w:r>
       <w:r>
-        <w:t xml:space="preserve">      Azimpur, Dhaka</w:t>
+        <w:t xml:space="preserve">      </w:t>
+      </w:r>
+      <w:proofErr w:type="spellStart"/>
+      <w:r>
+        <w:t>Azimpur</w:t>
+      </w:r>
+      <w:proofErr w:type="spellEnd"/>
+      <w:r>
+        <w:t>, Dhaka</w:t>
       </w:r>
       <w:r>
         <w:t xml:space="preserve"> </w:t>
@@ -2553,7 +2830,39 @@
         <w:t>Permanent Address:</w:t>
       </w:r>
       <w:r>
-        <w:t xml:space="preserve">      Vill - Boali, Upzilla - Madhupur, Dist - Tangail </w:t>
+        <w:t xml:space="preserve">      </w:t>
+      </w:r>
+      <w:proofErr w:type="spellStart"/>
+      <w:r>
+        <w:t>Vill</w:t>
+      </w:r>
+      <w:proofErr w:type="spellEnd"/>
+      <w:r>
+        <w:t xml:space="preserve"> - </w:t>
+      </w:r>
+      <w:proofErr w:type="spellStart"/>
+      <w:r>
+        <w:t>Boali</w:t>
+      </w:r>
+      <w:proofErr w:type="spellEnd"/>
+      <w:r>
+        <w:t xml:space="preserve">, </w:t>
+      </w:r>
+      <w:proofErr w:type="spellStart"/>
+      <w:r>
+        <w:t>Upzilla</w:t>
+      </w:r>
+      <w:proofErr w:type="spellEnd"/>
+      <w:r>
+        <w:t xml:space="preserve"> - Madhupur, </w:t>
+      </w:r>
+      <w:proofErr w:type="spellStart"/>
+      <w:r>
+        <w:t>Dist</w:t>
+      </w:r>
+      <w:proofErr w:type="spellEnd"/>
+      <w:r>
+        <w:t xml:space="preserve"> - Tangail </w:t>
       </w:r>
     </w:p>
     <w:p>
@@ -2614,7 +2923,7 @@
       </w:pPr>
     </w:p>
     <w:sectPr>
-      <w:headerReference w:type="default" r:id="rId11"/>
+      <w:headerReference w:type="default" r:id="rId10"/>
       <w:type w:val="continuous"/>
       <w:pgSz w:w="11910" w:h="16840"/>
       <w:pgMar w:top="1420" w:right="992" w:bottom="280" w:left="1133" w:header="1160" w:footer="0" w:gutter="0"/>
@@ -2753,7 +3062,7 @@
         </mc:Choice>
         <mc:Fallback>
           <w:pict>
-            <v:shape w14:anchorId="476C1EDE" id="Graphic 1" o:spid="_x0000_s1026" style="position:absolute;margin-left:57.6pt;margin-top:71.2pt;width:480.1pt;height:.5pt;z-index:-15770624;visibility:visible;mso-wrap-style:square;mso-wrap-distance-left:0;mso-wrap-distance-top:0;mso-wrap-distance-right:0;mso-wrap-distance-bottom:0;mso-position-horizontal:absolute;mso-position-horizontal-relative:page;mso-position-vertical:absolute;mso-position-vertical-relative:page;v-text-anchor:top" coordsize="6097270,6350" o:gfxdata="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" path="m6097270,6095l,6095,,,6097270,r,6095xe" fillcolor="black" stroked="f">
+            <v:shape w14:anchorId="23B4FE7F" id="Graphic 1" o:spid="_x0000_s1026" style="position:absolute;margin-left:57.6pt;margin-top:71.2pt;width:480.1pt;height:.5pt;z-index:-15770624;visibility:visible;mso-wrap-style:square;mso-wrap-distance-left:0;mso-wrap-distance-top:0;mso-wrap-distance-right:0;mso-wrap-distance-bottom:0;mso-position-horizontal:absolute;mso-position-horizontal-relative:page;mso-position-vertical:absolute;mso-position-vertical-relative:page;v-text-anchor:top" coordsize="6097270,6350" o:gfxdata="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" path="m6097270,6095l,6095,,,6097270,r,6095xe" fillcolor="black" stroked="f">
               <v:path arrowok="t"/>
               <w10:wrap anchorx="page" anchory="page"/>
             </v:shape>
@@ -2922,6 +3231,119 @@
 <file path=word/numbering.xml><?xml version="1.0" encoding="utf-8"?>
 <w:numbering xmlns:wpc="http://schemas.microsoft.com/office/word/2010/wordprocessingCanvas" xmlns:cx="http://schemas.microsoft.com/office/drawing/2014/chartex" xmlns:cx1="http://schemas.microsoft.com/office/drawing/2015/9/8/chartex" xmlns:cx2="http://schemas.microsoft.com/office/drawing/2015/10/21/chartex" xmlns:cx3="http://schemas.microsoft.com/office/drawing/2016/5/9/chartex" xmlns:cx4="http://schemas.microsoft.com/office/drawing/2016/5/10/chartex" xmlns:cx5="http://schemas.microsoft.com/office/drawing/2016/5/11/chartex" xmlns:cx6="http://schemas.microsoft.com/office/drawing/2016/5/12/chartex" xmlns:cx7="http://schemas.microsoft.com/office/drawing/2016/5/13/chartex" xmlns:cx8="http://schemas.microsoft.com/office/drawing/2016/5/14/chartex" xmlns:mc="http://schemas.openxmlformats.org/markup-compatibility/2006" xmlns:aink="http://schemas.microsoft.com/office/drawing/2016/ink" xmlns:am3d="http://schemas.microsoft.com/office/drawing/2017/model3d" xmlns:o="urn:schemas-microsoft-com:office:office" xmlns:r="http://schemas.openxmlformats.org/officeDocument/2006/relationships" xmlns:m="http://schemas.openxmlformats.org/officeDocument/2006/math" xmlns:v="urn:schemas-microsoft-com:vml" xmlns:wp14="http://schemas.microsoft.com/office/word/2010/wordprocessingDrawing" xmlns:wp="http://schemas.openxmlformats.org/drawingml/2006/wordprocessingDrawing" xmlns:w10="urn:schemas-microsoft-com:office:word" xmlns:w="http://schemas.openxmlformats.org/wordprocessingml/2006/main" xmlns:w14="http://schemas.microsoft.com/office/word/2010/wordml" xmlns:w15="http://schemas.microsoft.com/office/word/2012/wordml" xmlns:w16cex="http://schemas.microsoft.com/office/word/2018/wordml/cex" xmlns:w16cid="http://schemas.microsoft.com/office/word/2016/wordml/cid" xmlns:w16="http://schemas.microsoft.com/office/word/2018/wordml" xmlns:w16sdtdh="http://schemas.microsoft.com/office/word/2020/wordml/sdtdatahash" xmlns:w16se="http://schemas.microsoft.com/office/word/2015/wordml/symex" xmlns:wpg="http://schemas.microsoft.com/office/word/2010/wordprocessingGroup" xmlns:wpi="http://schemas.microsoft.com/office/word/2010/wordprocessingInk" xmlns:wne="http://schemas.microsoft.com/office/word/2006/wordml" xmlns:wps="http://schemas.microsoft.com/office/word/2010/wordprocessingShape" mc:Ignorable="w14 w15 w16se w16cid w16 w16cex w16sdtdh wp14">
   <w:abstractNum w:abstractNumId="0" w15:restartNumberingAfterBreak="0">
+    <w:nsid w:val="570E0888"/>
+    <w:multiLevelType w:val="hybridMultilevel"/>
+    <w:tmpl w:val="0DA0FDC6"/>
+    <w:lvl w:ilvl="0" w:tplc="04090001">
+      <w:start w:val="1"/>
+      <w:numFmt w:val="bullet"/>
+      <w:lvlText w:val=""/>
+      <w:lvlJc w:val="left"/>
+      <w:pPr>
+        <w:ind w:left="720" w:hanging="360"/>
+      </w:pPr>
+      <w:rPr>
+        <w:rFonts w:ascii="Symbol" w:hAnsi="Symbol" w:hint="default"/>
+      </w:rPr>
+    </w:lvl>
+    <w:lvl w:ilvl="1" w:tplc="04090003" w:tentative="1">
+      <w:start w:val="1"/>
+      <w:numFmt w:val="bullet"/>
+      <w:lvlText w:val="o"/>
+      <w:lvlJc w:val="left"/>
+      <w:pPr>
+        <w:ind w:left="1440" w:hanging="360"/>
+      </w:pPr>
+      <w:rPr>
+        <w:rFonts w:ascii="Courier New" w:hAnsi="Courier New" w:cs="Courier New" w:hint="default"/>
+      </w:rPr>
+    </w:lvl>
+    <w:lvl w:ilvl="2" w:tplc="04090005" w:tentative="1">
+      <w:start w:val="1"/>
+      <w:numFmt w:val="bullet"/>
+      <w:lvlText w:val=""/>
+      <w:lvlJc w:val="left"/>
+      <w:pPr>
+        <w:ind w:left="2160" w:hanging="360"/>
+      </w:pPr>
+      <w:rPr>
+        <w:rFonts w:ascii="Wingdings" w:hAnsi="Wingdings" w:hint="default"/>
+      </w:rPr>
+    </w:lvl>
+    <w:lvl w:ilvl="3" w:tplc="04090001" w:tentative="1">
+      <w:start w:val="1"/>
+      <w:numFmt w:val="bullet"/>
+      <w:lvlText w:val=""/>
+      <w:lvlJc w:val="left"/>
+      <w:pPr>
+        <w:ind w:left="2880" w:hanging="360"/>
+      </w:pPr>
+      <w:rPr>
+        <w:rFonts w:ascii="Symbol" w:hAnsi="Symbol" w:hint="default"/>
+      </w:rPr>
+    </w:lvl>
+    <w:lvl w:ilvl="4" w:tplc="04090003" w:tentative="1">
+      <w:start w:val="1"/>
+      <w:numFmt w:val="bullet"/>
+      <w:lvlText w:val="o"/>
+      <w:lvlJc w:val="left"/>
+      <w:pPr>
+        <w:ind w:left="3600" w:hanging="360"/>
+      </w:pPr>
+      <w:rPr>
+        <w:rFonts w:ascii="Courier New" w:hAnsi="Courier New" w:cs="Courier New" w:hint="default"/>
+      </w:rPr>
+    </w:lvl>
+    <w:lvl w:ilvl="5" w:tplc="04090005" w:tentative="1">
+      <w:start w:val="1"/>
+      <w:numFmt w:val="bullet"/>
+      <w:lvlText w:val=""/>
+      <w:lvlJc w:val="left"/>
+      <w:pPr>
+        <w:ind w:left="4320" w:hanging="360"/>
+      </w:pPr>
+      <w:rPr>
+        <w:rFonts w:ascii="Wingdings" w:hAnsi="Wingdings" w:hint="default"/>
+      </w:rPr>
+    </w:lvl>
+    <w:lvl w:ilvl="6" w:tplc="04090001" w:tentative="1">
+      <w:start w:val="1"/>
+      <w:numFmt w:val="bullet"/>
+      <w:lvlText w:val=""/>
+      <w:lvlJc w:val="left"/>
+      <w:pPr>
+        <w:ind w:left="5040" w:hanging="360"/>
+      </w:pPr>
+      <w:rPr>
+        <w:rFonts w:ascii="Symbol" w:hAnsi="Symbol" w:hint="default"/>
+      </w:rPr>
+    </w:lvl>
+    <w:lvl w:ilvl="7" w:tplc="04090003" w:tentative="1">
+      <w:start w:val="1"/>
+      <w:numFmt w:val="bullet"/>
+      <w:lvlText w:val="o"/>
+      <w:lvlJc w:val="left"/>
+      <w:pPr>
+        <w:ind w:left="5760" w:hanging="360"/>
+      </w:pPr>
+      <w:rPr>
+        <w:rFonts w:ascii="Courier New" w:hAnsi="Courier New" w:cs="Courier New" w:hint="default"/>
+      </w:rPr>
+    </w:lvl>
+    <w:lvl w:ilvl="8" w:tplc="04090005" w:tentative="1">
+      <w:start w:val="1"/>
+      <w:numFmt w:val="bullet"/>
+      <w:lvlText w:val=""/>
+      <w:lvlJc w:val="left"/>
+      <w:pPr>
+        <w:ind w:left="6480" w:hanging="360"/>
+      </w:pPr>
+      <w:rPr>
+        <w:rFonts w:ascii="Wingdings" w:hAnsi="Wingdings" w:hint="default"/>
+      </w:rPr>
+    </w:lvl>
+  </w:abstractNum>
+  <w:abstractNum w:abstractNumId="1" w15:restartNumberingAfterBreak="0">
     <w:nsid w:val="6F5D22C5"/>
     <w:multiLevelType w:val="hybridMultilevel"/>
     <w:tmpl w:val="149C0C14"/>
@@ -3043,6 +3465,9 @@
     </w:lvl>
   </w:abstractNum>
   <w:num w:numId="1">
+    <w:abstractNumId w:val="1"/>
+  </w:num>
+  <w:num w:numId="2">
     <w:abstractNumId w:val="0"/>
   </w:num>
 </w:numbering>
@@ -3613,6 +4038,17 @@
       <w:rFonts w:ascii="Times New Roman" w:eastAsia="Times New Roman" w:hAnsi="Times New Roman" w:cs="Times New Roman"/>
     </w:rPr>
   </w:style>
+  <w:style w:type="character" w:styleId="Strong">
+    <w:name w:val="Strong"/>
+    <w:basedOn w:val="DefaultParagraphFont"/>
+    <w:uiPriority w:val="22"/>
+    <w:qFormat/>
+    <w:rsid w:val="00D81CC9"/>
+    <w:rPr>
+      <w:b/>
+      <w:bCs/>
+    </w:rPr>
+  </w:style>
 </w:styles>
 </file>
 
